--- a/Laporan Pkl.docx
+++ b/Laporan Pkl.docx
@@ -4,7 +4,7 @@
   <w:body>
     <w:p>
       <w:pPr>
-        <w:pStyle w:val="Heading1"/>
+        <w:jc w:val="center"/>
       </w:pPr>
       <w:r>
         <w:t>HALAMAN JUDUL</w:t>
@@ -13,6 +13,9 @@
     <w:p>
       <w:pPr>
         <w:pStyle w:val="Heading1"/>
+        <w:rPr>
+          <w:b/>
+        </w:rPr>
         <w:sectPr>
           <w:pgSz w:w="11906" w:h="16838" w:code="9"/>
           <w:pgMar w:top="2268" w:right="1701" w:bottom="1701" w:left="2268" w:header="709" w:footer="709" w:gutter="0"/>
@@ -24,8 +27,14 @@
     <w:p>
       <w:pPr>
         <w:pStyle w:val="Heading1"/>
-      </w:pPr>
-      <w:r>
+        <w:rPr>
+          <w:b/>
+        </w:rPr>
+      </w:pPr>
+      <w:r>
+        <w:rPr>
+          <w:b/>
+        </w:rPr>
         <w:lastRenderedPageBreak/>
         <w:t>HALAMAN PENGESAHAN</w:t>
       </w:r>
@@ -33,6 +42,257 @@
     <w:p>
       <w:pPr>
         <w:pStyle w:val="Heading1"/>
+        <w:rPr>
+          <w:b/>
+        </w:rPr>
+        <w:sectPr>
+          <w:footerReference w:type="default" r:id="rId7"/>
+          <w:pgSz w:w="11906" w:h="16838" w:code="9"/>
+          <w:pgMar w:top="2268" w:right="1701" w:bottom="1701" w:left="2268" w:header="709" w:footer="709" w:gutter="0"/>
+          <w:pgNumType w:fmt="lowerRoman" w:start="1"/>
+          <w:cols w:space="708"/>
+          <w:docGrid w:linePitch="360"/>
+        </w:sectPr>
+      </w:pPr>
+    </w:p>
+    <w:p>
+      <w:pPr>
+        <w:pStyle w:val="Heading1"/>
+        <w:rPr>
+          <w:b/>
+        </w:rPr>
+      </w:pPr>
+      <w:r>
+        <w:rPr>
+          <w:b/>
+        </w:rPr>
+        <w:lastRenderedPageBreak/>
+        <w:t>KATA PENGANTAR</w:t>
+      </w:r>
+    </w:p>
+    <w:p>
+      <w:pPr>
+        <w:pStyle w:val="Heading1"/>
+        <w:rPr>
+          <w:b/>
+        </w:rPr>
+        <w:sectPr>
+          <w:pgSz w:w="11906" w:h="16838" w:code="9"/>
+          <w:pgMar w:top="2268" w:right="1701" w:bottom="1701" w:left="2268" w:header="709" w:footer="709" w:gutter="0"/>
+          <w:pgNumType w:fmt="lowerRoman"/>
+          <w:cols w:space="708"/>
+          <w:docGrid w:linePitch="360"/>
+        </w:sectPr>
+      </w:pPr>
+    </w:p>
+    <w:p>
+      <w:pPr>
+        <w:pStyle w:val="Heading1"/>
+        <w:rPr>
+          <w:b/>
+        </w:rPr>
+      </w:pPr>
+      <w:r>
+        <w:rPr>
+          <w:b/>
+        </w:rPr>
+        <w:lastRenderedPageBreak/>
+        <w:t>DAFTAR ISI</w:t>
+      </w:r>
+    </w:p>
+    <w:p>
+      <w:pPr>
+        <w:pStyle w:val="Heading1"/>
+        <w:rPr>
+          <w:b/>
+        </w:rPr>
+        <w:sectPr>
+          <w:pgSz w:w="11906" w:h="16838" w:code="9"/>
+          <w:pgMar w:top="2268" w:right="1701" w:bottom="1701" w:left="2268" w:header="709" w:footer="709" w:gutter="0"/>
+          <w:pgNumType w:fmt="lowerRoman"/>
+          <w:cols w:space="708"/>
+          <w:docGrid w:linePitch="360"/>
+        </w:sectPr>
+      </w:pPr>
+    </w:p>
+    <w:p>
+      <w:pPr>
+        <w:pStyle w:val="Heading1"/>
+        <w:rPr>
+          <w:b/>
+        </w:rPr>
+      </w:pPr>
+      <w:r>
+        <w:rPr>
+          <w:b/>
+        </w:rPr>
+        <w:lastRenderedPageBreak/>
+        <w:t>DAFTAR TABEL</w:t>
+      </w:r>
+    </w:p>
+    <w:p>
+      <w:pPr>
+        <w:pStyle w:val="Heading1"/>
+        <w:rPr>
+          <w:b/>
+        </w:rPr>
+        <w:sectPr>
+          <w:pgSz w:w="11906" w:h="16838" w:code="9"/>
+          <w:pgMar w:top="2268" w:right="1701" w:bottom="1701" w:left="2268" w:header="709" w:footer="709" w:gutter="0"/>
+          <w:pgNumType w:fmt="lowerRoman"/>
+          <w:cols w:space="708"/>
+          <w:docGrid w:linePitch="360"/>
+        </w:sectPr>
+      </w:pPr>
+    </w:p>
+    <w:p>
+      <w:pPr>
+        <w:pStyle w:val="Heading1"/>
+        <w:rPr>
+          <w:b/>
+        </w:rPr>
+      </w:pPr>
+      <w:r>
+        <w:rPr>
+          <w:b/>
+        </w:rPr>
+        <w:lastRenderedPageBreak/>
+        <w:t>DAFTAR GAMBAR</w:t>
+      </w:r>
+    </w:p>
+    <w:p>
+      <w:pPr>
+        <w:pStyle w:val="Heading1"/>
+        <w:rPr>
+          <w:b/>
+        </w:rPr>
+        <w:sectPr>
+          <w:pgSz w:w="11906" w:h="16838" w:code="9"/>
+          <w:pgMar w:top="2268" w:right="1701" w:bottom="1701" w:left="2268" w:header="709" w:footer="709" w:gutter="0"/>
+          <w:pgNumType w:fmt="lowerRoman"/>
+          <w:cols w:space="708"/>
+          <w:docGrid w:linePitch="360"/>
+        </w:sectPr>
+      </w:pPr>
+    </w:p>
+    <w:p>
+      <w:pPr>
+        <w:pStyle w:val="Heading1"/>
+        <w:rPr>
+          <w:b/>
+        </w:rPr>
+      </w:pPr>
+      <w:r>
+        <w:rPr>
+          <w:b/>
+        </w:rPr>
+        <w:lastRenderedPageBreak/>
+        <w:t>DAFTAR LAMPIRAN</w:t>
+      </w:r>
+    </w:p>
+    <w:p>
+      <w:pPr>
+        <w:pStyle w:val="Heading1"/>
+        <w:rPr>
+          <w:b/>
+        </w:rPr>
+        <w:sectPr>
+          <w:pgSz w:w="11906" w:h="16838" w:code="9"/>
+          <w:pgMar w:top="2268" w:right="1701" w:bottom="1701" w:left="2268" w:header="709" w:footer="709" w:gutter="0"/>
+          <w:pgNumType w:fmt="lowerRoman"/>
+          <w:cols w:space="708"/>
+          <w:docGrid w:linePitch="360"/>
+        </w:sectPr>
+      </w:pPr>
+    </w:p>
+    <w:p>
+      <w:pPr>
+        <w:pStyle w:val="Heading1"/>
+        <w:rPr>
+          <w:b/>
+        </w:rPr>
+      </w:pPr>
+      <w:r>
+        <w:rPr>
+          <w:b/>
+        </w:rPr>
+        <w:lastRenderedPageBreak/>
+        <w:t xml:space="preserve">BAB </w:t>
+      </w:r>
+      <w:r>
+        <w:rPr>
+          <w:b/>
+        </w:rPr>
+        <w:t>I</w:t>
+      </w:r>
+      <w:r>
+        <w:rPr>
+          <w:b/>
+        </w:rPr>
+        <w:t xml:space="preserve"> </w:t>
+      </w:r>
+      <w:r>
+        <w:rPr>
+          <w:b/>
+        </w:rPr>
+        <w:br/>
+      </w:r>
+      <w:r>
+        <w:rPr>
+          <w:b/>
+        </w:rPr>
+        <w:t>PENDAHULUAN</w:t>
+      </w:r>
+    </w:p>
+    <w:p>
+      <w:pPr>
+        <w:pStyle w:val="Heading1"/>
+        <w:rPr>
+          <w:b/>
+        </w:rPr>
+        <w:sectPr>
+          <w:footerReference w:type="default" r:id="rId8"/>
+          <w:pgSz w:w="11906" w:h="16838" w:code="9"/>
+          <w:pgMar w:top="2268" w:right="1701" w:bottom="1701" w:left="2268" w:header="709" w:footer="709" w:gutter="0"/>
+          <w:pgNumType w:start="1"/>
+          <w:cols w:space="708"/>
+          <w:docGrid w:linePitch="360"/>
+        </w:sectPr>
+      </w:pPr>
+    </w:p>
+    <w:p>
+      <w:pPr>
+        <w:pStyle w:val="Heading1"/>
+        <w:rPr>
+          <w:b/>
+        </w:rPr>
+      </w:pPr>
+      <w:r>
+        <w:rPr>
+          <w:b/>
+        </w:rPr>
+        <w:lastRenderedPageBreak/>
+        <w:t xml:space="preserve">BAB II </w:t>
+      </w:r>
+      <w:r>
+        <w:rPr>
+          <w:b/>
+        </w:rPr>
+        <w:br/>
+      </w:r>
+      <w:r>
+        <w:rPr>
+          <w:b/>
+        </w:rPr>
+        <w:t>GAMBARAN UMUM</w:t>
+      </w:r>
+    </w:p>
+    <w:p>
+      <w:pPr>
+        <w:pStyle w:val="Heading1"/>
+        <w:rPr>
+          <w:b/>
+        </w:rPr>
         <w:sectPr>
           <w:pgSz w:w="11906" w:h="16838" w:code="9"/>
           <w:pgMar w:top="2268" w:right="1701" w:bottom="1701" w:left="2268" w:header="709" w:footer="709" w:gutter="0"/>
@@ -44,15 +304,36 @@
     <w:p>
       <w:pPr>
         <w:pStyle w:val="Heading1"/>
-      </w:pPr>
-      <w:r>
+        <w:rPr>
+          <w:b/>
+        </w:rPr>
+      </w:pPr>
+      <w:r>
+        <w:rPr>
+          <w:b/>
+        </w:rPr>
         <w:lastRenderedPageBreak/>
-        <w:t>KATA PENGANTAR</w:t>
-      </w:r>
-    </w:p>
-    <w:p>
-      <w:pPr>
-        <w:pStyle w:val="Heading1"/>
+        <w:t xml:space="preserve">BAB III </w:t>
+      </w:r>
+      <w:r>
+        <w:rPr>
+          <w:b/>
+        </w:rPr>
+        <w:br/>
+      </w:r>
+      <w:r>
+        <w:rPr>
+          <w:b/>
+        </w:rPr>
+        <w:t>KAJIAN TEORI</w:t>
+      </w:r>
+    </w:p>
+    <w:p>
+      <w:pPr>
+        <w:pStyle w:val="Heading1"/>
+        <w:rPr>
+          <w:b/>
+        </w:rPr>
         <w:sectPr>
           <w:pgSz w:w="11906" w:h="16838" w:code="9"/>
           <w:pgMar w:top="2268" w:right="1701" w:bottom="1701" w:left="2268" w:header="709" w:footer="709" w:gutter="0"/>
@@ -64,15 +345,36 @@
     <w:p>
       <w:pPr>
         <w:pStyle w:val="Heading1"/>
-      </w:pPr>
-      <w:r>
+        <w:rPr>
+          <w:b/>
+        </w:rPr>
+      </w:pPr>
+      <w:r>
+        <w:rPr>
+          <w:b/>
+        </w:rPr>
         <w:lastRenderedPageBreak/>
-        <w:t>DAFTAR ISI</w:t>
-      </w:r>
-    </w:p>
-    <w:p>
-      <w:pPr>
-        <w:pStyle w:val="Heading1"/>
+        <w:t>BAB IV</w:t>
+      </w:r>
+      <w:r>
+        <w:rPr>
+          <w:b/>
+        </w:rPr>
+        <w:br/>
+      </w:r>
+      <w:r>
+        <w:rPr>
+          <w:b/>
+        </w:rPr>
+        <w:t xml:space="preserve"> PELAKSANAAN PRAKTEK KERJA LAPANGAN</w:t>
+      </w:r>
+    </w:p>
+    <w:p>
+      <w:pPr>
+        <w:pStyle w:val="Heading1"/>
+        <w:rPr>
+          <w:b/>
+        </w:rPr>
         <w:sectPr>
           <w:pgSz w:w="11906" w:h="16838" w:code="9"/>
           <w:pgMar w:top="2268" w:right="1701" w:bottom="1701" w:left="2268" w:header="709" w:footer="709" w:gutter="0"/>
@@ -84,15 +386,36 @@
     <w:p>
       <w:pPr>
         <w:pStyle w:val="Heading1"/>
-      </w:pPr>
-      <w:r>
+        <w:rPr>
+          <w:b/>
+        </w:rPr>
+      </w:pPr>
+      <w:r>
+        <w:rPr>
+          <w:b/>
+        </w:rPr>
         <w:lastRenderedPageBreak/>
-        <w:t>DAFTAR TABEL</w:t>
-      </w:r>
-    </w:p>
-    <w:p>
-      <w:pPr>
-        <w:pStyle w:val="Heading1"/>
+        <w:t>BAB V</w:t>
+      </w:r>
+      <w:r>
+        <w:rPr>
+          <w:b/>
+        </w:rPr>
+        <w:br/>
+      </w:r>
+      <w:r>
+        <w:rPr>
+          <w:b/>
+        </w:rPr>
+        <w:t xml:space="preserve"> KESIMPULAN DAN SARAN</w:t>
+      </w:r>
+    </w:p>
+    <w:p>
+      <w:pPr>
+        <w:pStyle w:val="Heading1"/>
+        <w:rPr>
+          <w:b/>
+        </w:rPr>
         <w:sectPr>
           <w:pgSz w:w="11906" w:h="16838" w:code="9"/>
           <w:pgMar w:top="2268" w:right="1701" w:bottom="1701" w:left="2268" w:header="709" w:footer="709" w:gutter="0"/>
@@ -104,193 +427,17 @@
     <w:p>
       <w:pPr>
         <w:pStyle w:val="Heading1"/>
-      </w:pPr>
-      <w:r>
-        <w:lastRenderedPageBreak/>
-        <w:t>DAFTAR GAMBAR</w:t>
-      </w:r>
-    </w:p>
-    <w:p>
-      <w:pPr>
-        <w:pStyle w:val="Heading1"/>
-        <w:sectPr>
-          <w:pgSz w:w="11906" w:h="16838" w:code="9"/>
-          <w:pgMar w:top="2268" w:right="1701" w:bottom="1701" w:left="2268" w:header="709" w:footer="709" w:gutter="0"/>
-          <w:cols w:space="708"/>
-          <w:docGrid w:linePitch="360"/>
-        </w:sectPr>
-      </w:pPr>
-    </w:p>
-    <w:p>
-      <w:pPr>
-        <w:pStyle w:val="Heading1"/>
-      </w:pPr>
-      <w:r>
-        <w:lastRenderedPageBreak/>
-        <w:t>DAFTAR LAMPIRAN</w:t>
-      </w:r>
-    </w:p>
-    <w:p>
-      <w:pPr>
-        <w:pStyle w:val="Heading1"/>
-        <w:sectPr>
-          <w:pgSz w:w="11906" w:h="16838" w:code="9"/>
-          <w:pgMar w:top="2268" w:right="1701" w:bottom="1701" w:left="2268" w:header="709" w:footer="709" w:gutter="0"/>
-          <w:cols w:space="708"/>
-          <w:docGrid w:linePitch="360"/>
-        </w:sectPr>
-      </w:pPr>
-    </w:p>
-    <w:p>
-      <w:pPr>
-        <w:pStyle w:val="Heading1"/>
-      </w:pPr>
-      <w:r>
-        <w:lastRenderedPageBreak/>
-        <w:t xml:space="preserve">BAB </w:t>
-      </w:r>
-      <w:r>
-        <w:t>I</w:t>
-      </w:r>
-      <w:r>
-        <w:t xml:space="preserve"> </w:t>
-      </w:r>
-      <w:r>
-        <w:br/>
-      </w:r>
-      <w:r>
-        <w:t>PENDAHULUAN</w:t>
-      </w:r>
-    </w:p>
-    <w:p>
-      <w:pPr>
-        <w:pStyle w:val="Heading1"/>
-        <w:sectPr>
-          <w:pgSz w:w="11906" w:h="16838" w:code="9"/>
-          <w:pgMar w:top="2268" w:right="1701" w:bottom="1701" w:left="2268" w:header="709" w:footer="709" w:gutter="0"/>
-          <w:cols w:space="708"/>
-          <w:docGrid w:linePitch="360"/>
-        </w:sectPr>
-      </w:pPr>
-    </w:p>
-    <w:p>
-      <w:pPr>
-        <w:pStyle w:val="Heading1"/>
-      </w:pPr>
-      <w:r>
-        <w:lastRenderedPageBreak/>
-        <w:t xml:space="preserve">BAB II </w:t>
-      </w:r>
-      <w:r>
-        <w:br/>
-      </w:r>
-      <w:r>
-        <w:t>GAMBARAN UMUM</w:t>
-      </w:r>
-    </w:p>
-    <w:p>
-      <w:pPr>
-        <w:pStyle w:val="Heading1"/>
-        <w:sectPr>
-          <w:pgSz w:w="11906" w:h="16838" w:code="9"/>
-          <w:pgMar w:top="2268" w:right="1701" w:bottom="1701" w:left="2268" w:header="709" w:footer="709" w:gutter="0"/>
-          <w:cols w:space="708"/>
-          <w:docGrid w:linePitch="360"/>
-        </w:sectPr>
-      </w:pPr>
-    </w:p>
-    <w:p>
-      <w:pPr>
-        <w:pStyle w:val="Heading1"/>
-      </w:pPr>
-      <w:r>
-        <w:lastRenderedPageBreak/>
-        <w:t xml:space="preserve">BAB III </w:t>
-      </w:r>
-      <w:r>
-        <w:br/>
-      </w:r>
-      <w:r>
-        <w:t>KAJIAN TEORI</w:t>
-      </w:r>
-    </w:p>
-    <w:p>
-      <w:pPr>
-        <w:pStyle w:val="Heading1"/>
-        <w:sectPr>
-          <w:pgSz w:w="11906" w:h="16838" w:code="9"/>
-          <w:pgMar w:top="2268" w:right="1701" w:bottom="1701" w:left="2268" w:header="709" w:footer="709" w:gutter="0"/>
-          <w:cols w:space="708"/>
-          <w:docGrid w:linePitch="360"/>
-        </w:sectPr>
-      </w:pPr>
-    </w:p>
-    <w:p>
-      <w:pPr>
-        <w:pStyle w:val="Heading1"/>
-      </w:pPr>
-      <w:r>
-        <w:lastRenderedPageBreak/>
-        <w:t>BAB IV</w:t>
-      </w:r>
-      <w:r>
-        <w:br/>
-      </w:r>
-      <w:r>
-        <w:t xml:space="preserve"> PELAKSANAAN PRAKTEK KERJA LAPANGAN</w:t>
-      </w:r>
-    </w:p>
-    <w:p>
-      <w:pPr>
-        <w:pStyle w:val="Heading1"/>
-        <w:sectPr>
-          <w:pgSz w:w="11906" w:h="16838" w:code="9"/>
-          <w:pgMar w:top="2268" w:right="1701" w:bottom="1701" w:left="2268" w:header="709" w:footer="709" w:gutter="0"/>
-          <w:cols w:space="708"/>
-          <w:docGrid w:linePitch="360"/>
-        </w:sectPr>
-      </w:pPr>
-    </w:p>
-    <w:p>
-      <w:pPr>
-        <w:pStyle w:val="Heading1"/>
-      </w:pPr>
-      <w:r>
-        <w:lastRenderedPageBreak/>
-        <w:t>BAB V</w:t>
-      </w:r>
-      <w:r>
-        <w:br/>
-      </w:r>
-      <w:r>
-        <w:t xml:space="preserve"> KESIMPULAN DAN SARAN</w:t>
-      </w:r>
-    </w:p>
-    <w:p>
-      <w:pPr>
-        <w:pStyle w:val="Heading1"/>
-        <w:sectPr>
-          <w:pgSz w:w="11906" w:h="16838" w:code="9"/>
-          <w:pgMar w:top="2268" w:right="1701" w:bottom="1701" w:left="2268" w:header="709" w:footer="709" w:gutter="0"/>
-          <w:cols w:space="708"/>
-          <w:docGrid w:linePitch="360"/>
-        </w:sectPr>
-      </w:pPr>
-    </w:p>
-    <w:p>
-      <w:pPr>
-        <w:pStyle w:val="Heading1"/>
-      </w:pPr>
-      <w:r>
+        <w:rPr>
+          <w:b/>
+        </w:rPr>
+      </w:pPr>
+      <w:r>
+        <w:rPr>
+          <w:b/>
+        </w:rPr>
         <w:lastRenderedPageBreak/>
         <w:t>DAFTAR PUSAKA</w:t>
       </w:r>
-    </w:p>
-    <w:p>
-      <w:pPr>
-        <w:pStyle w:val="Heading1"/>
-        <w:jc w:val="left"/>
-      </w:pPr>
     </w:p>
     <w:sectPr>
       <w:pgSz w:w="11906" w:h="16838" w:code="9"/>
@@ -300,6 +447,162 @@
     </w:sectPr>
   </w:body>
 </w:document>
+</file>
+
+<file path=word/endnotes.xml><?xml version="1.0" encoding="utf-8"?>
+<w:endnotes xmlns:wpc="http://schemas.microsoft.com/office/word/2010/wordprocessingCanvas" xmlns:cx="http://schemas.microsoft.com/office/drawing/2014/chartex" xmlns:cx1="http://schemas.microsoft.com/office/drawing/2015/9/8/chartex" xmlns:cx2="http://schemas.microsoft.com/office/drawing/2015/10/21/chartex" xmlns:cx3="http://schemas.microsoft.com/office/drawing/2016/5/9/chartex" xmlns:cx4="http://schemas.microsoft.com/office/drawing/2016/5/10/chartex" xmlns:cx5="http://schemas.microsoft.com/office/drawing/2016/5/11/chartex" xmlns:cx6="http://schemas.microsoft.com/office/drawing/2016/5/12/chartex" xmlns:cx7="http://schemas.microsoft.com/office/drawing/2016/5/13/chartex" xmlns:cx8="http://schemas.microsoft.com/office/drawing/2016/5/14/chartex" xmlns:mc="http://schemas.openxmlformats.org/markup-compatibility/2006" xmlns:aink="http://schemas.microsoft.com/office/drawing/2016/ink" xmlns:am3d="http://schemas.microsoft.com/office/drawing/2017/model3d" xmlns:o="urn:schemas-microsoft-com:office:office" xmlns:oel="http://schemas.microsoft.com/office/2019/extlst" xmlns:r="http://schemas.openxmlformats.org/officeDocument/2006/relationships" xmlns:m="http://schemas.openxmlformats.org/officeDocument/2006/math" xmlns:v="urn:schemas-microsoft-com:vml" xmlns:wp14="http://schemas.microsoft.com/office/word/2010/wordprocessingDrawing" xmlns:wp="http://schemas.openxmlformats.org/drawingml/2006/wordprocessingDrawing" xmlns:w10="urn:schemas-microsoft-com:office:word" xmlns:w="http://schemas.openxmlformats.org/wordprocessingml/2006/main" xmlns:w14="http://schemas.microsoft.com/office/word/2010/wordml" xmlns:w15="http://schemas.microsoft.com/office/word/2012/wordml" xmlns:w16cex="http://schemas.microsoft.com/office/word/2018/wordml/cex" xmlns:w16cid="http://schemas.microsoft.com/office/word/2016/wordml/cid" xmlns:w16="http://schemas.microsoft.com/office/word/2018/wordml" xmlns:w16du="http://schemas.microsoft.com/office/word/2023/wordml/word16du" xmlns:w16sdtdh="http://schemas.microsoft.com/office/word/2020/wordml/sdtdatahash" xmlns:w16sdtfl="http://schemas.microsoft.com/office/word/2024/wordml/sdtformatlock" xmlns:w16se="http://schemas.microsoft.com/office/word/2015/wordml/symex" xmlns:wpg="http://schemas.microsoft.com/office/word/2010/wordprocessingGroup" xmlns:wpi="http://schemas.microsoft.com/office/word/2010/wordprocessingInk" xmlns:wne="http://schemas.microsoft.com/office/word/2006/wordml" xmlns:wps="http://schemas.microsoft.com/office/word/2010/wordprocessingShape" mc:Ignorable="w14 w15 w16se w16cid w16 w16cex w16sdtdh w16sdtfl w16du wp14">
+  <w:endnote w:type="separator" w:id="-1">
+    <w:p>
+      <w:pPr>
+        <w:spacing w:after="0" w:line="240" w:lineRule="auto"/>
+      </w:pPr>
+      <w:r>
+        <w:separator/>
+      </w:r>
+    </w:p>
+  </w:endnote>
+  <w:endnote w:type="continuationSeparator" w:id="0">
+    <w:p>
+      <w:pPr>
+        <w:spacing w:after="0" w:line="240" w:lineRule="auto"/>
+      </w:pPr>
+      <w:r>
+        <w:continuationSeparator/>
+      </w:r>
+    </w:p>
+  </w:endnote>
+</w:endnotes>
+</file>
+
+<file path=word/footer1.xml><?xml version="1.0" encoding="utf-8"?>
+<w:ftr xmlns:wpc="http://schemas.microsoft.com/office/word/2010/wordprocessingCanvas" xmlns:cx="http://schemas.microsoft.com/office/drawing/2014/chartex" xmlns:cx1="http://schemas.microsoft.com/office/drawing/2015/9/8/chartex" xmlns:cx2="http://schemas.microsoft.com/office/drawing/2015/10/21/chartex" xmlns:cx3="http://schemas.microsoft.com/office/drawing/2016/5/9/chartex" xmlns:cx4="http://schemas.microsoft.com/office/drawing/2016/5/10/chartex" xmlns:cx5="http://schemas.microsoft.com/office/drawing/2016/5/11/chartex" xmlns:cx6="http://schemas.microsoft.com/office/drawing/2016/5/12/chartex" xmlns:cx7="http://schemas.microsoft.com/office/drawing/2016/5/13/chartex" xmlns:cx8="http://schemas.microsoft.com/office/drawing/2016/5/14/chartex" xmlns:mc="http://schemas.openxmlformats.org/markup-compatibility/2006" xmlns:aink="http://schemas.microsoft.com/office/drawing/2016/ink" xmlns:am3d="http://schemas.microsoft.com/office/drawing/2017/model3d" xmlns:o="urn:schemas-microsoft-com:office:office" xmlns:oel="http://schemas.microsoft.com/office/2019/extlst" xmlns:r="http://schemas.openxmlformats.org/officeDocument/2006/relationships" xmlns:m="http://schemas.openxmlformats.org/officeDocument/2006/math" xmlns:v="urn:schemas-microsoft-com:vml" xmlns:wp14="http://schemas.microsoft.com/office/word/2010/wordprocessingDrawing" xmlns:wp="http://schemas.openxmlformats.org/drawingml/2006/wordprocessingDrawing" xmlns:w10="urn:schemas-microsoft-com:office:word" xmlns:w="http://schemas.openxmlformats.org/wordprocessingml/2006/main" xmlns:w14="http://schemas.microsoft.com/office/word/2010/wordml" xmlns:w15="http://schemas.microsoft.com/office/word/2012/wordml" xmlns:w16cex="http://schemas.microsoft.com/office/word/2018/wordml/cex" xmlns:w16cid="http://schemas.microsoft.com/office/word/2016/wordml/cid" xmlns:w16="http://schemas.microsoft.com/office/word/2018/wordml" xmlns:w16du="http://schemas.microsoft.com/office/word/2023/wordml/word16du" xmlns:w16sdtdh="http://schemas.microsoft.com/office/word/2020/wordml/sdtdatahash" xmlns:w16sdtfl="http://schemas.microsoft.com/office/word/2024/wordml/sdtformatlock" xmlns:w16se="http://schemas.microsoft.com/office/word/2015/wordml/symex" xmlns:wpg="http://schemas.microsoft.com/office/word/2010/wordprocessingGroup" xmlns:wpi="http://schemas.microsoft.com/office/word/2010/wordprocessingInk" xmlns:wne="http://schemas.microsoft.com/office/word/2006/wordml" xmlns:wps="http://schemas.microsoft.com/office/word/2010/wordprocessingShape" mc:Ignorable="w14 w15 w16se w16cid w16 w16cex w16sdtdh w16sdtfl w16du wp14">
+  <w:sdt>
+    <w:sdtPr>
+      <w:id w:val="1113094016"/>
+      <w:docPartObj>
+        <w:docPartGallery w:val="Page Numbers (Bottom of Page)"/>
+        <w:docPartUnique/>
+      </w:docPartObj>
+    </w:sdtPr>
+    <w:sdtEndPr>
+      <w:rPr>
+        <w:noProof/>
+      </w:rPr>
+    </w:sdtEndPr>
+    <w:sdtContent>
+      <w:p>
+        <w:pPr>
+          <w:pStyle w:val="Footer"/>
+          <w:jc w:val="center"/>
+        </w:pPr>
+        <w:r>
+          <w:fldChar w:fldCharType="begin"/>
+        </w:r>
+        <w:r>
+          <w:instrText xml:space="preserve"> PAGE   \* MERGEFORMAT </w:instrText>
+        </w:r>
+        <w:r>
+          <w:fldChar w:fldCharType="separate"/>
+        </w:r>
+        <w:r>
+          <w:rPr>
+            <w:noProof/>
+          </w:rPr>
+          <w:t>2</w:t>
+        </w:r>
+        <w:r>
+          <w:rPr>
+            <w:noProof/>
+          </w:rPr>
+          <w:fldChar w:fldCharType="end"/>
+        </w:r>
+      </w:p>
+    </w:sdtContent>
+  </w:sdt>
+  <w:p>
+    <w:pPr>
+      <w:pStyle w:val="Footer"/>
+    </w:pPr>
+  </w:p>
+</w:ftr>
+</file>
+
+<file path=word/footer2.xml><?xml version="1.0" encoding="utf-8"?>
+<w:ftr xmlns:wpc="http://schemas.microsoft.com/office/word/2010/wordprocessingCanvas" xmlns:cx="http://schemas.microsoft.com/office/drawing/2014/chartex" xmlns:cx1="http://schemas.microsoft.com/office/drawing/2015/9/8/chartex" xmlns:cx2="http://schemas.microsoft.com/office/drawing/2015/10/21/chartex" xmlns:cx3="http://schemas.microsoft.com/office/drawing/2016/5/9/chartex" xmlns:cx4="http://schemas.microsoft.com/office/drawing/2016/5/10/chartex" xmlns:cx5="http://schemas.microsoft.com/office/drawing/2016/5/11/chartex" xmlns:cx6="http://schemas.microsoft.com/office/drawing/2016/5/12/chartex" xmlns:cx7="http://schemas.microsoft.com/office/drawing/2016/5/13/chartex" xmlns:cx8="http://schemas.microsoft.com/office/drawing/2016/5/14/chartex" xmlns:mc="http://schemas.openxmlformats.org/markup-compatibility/2006" xmlns:aink="http://schemas.microsoft.com/office/drawing/2016/ink" xmlns:am3d="http://schemas.microsoft.com/office/drawing/2017/model3d" xmlns:o="urn:schemas-microsoft-com:office:office" xmlns:oel="http://schemas.microsoft.com/office/2019/extlst" xmlns:r="http://schemas.openxmlformats.org/officeDocument/2006/relationships" xmlns:m="http://schemas.openxmlformats.org/officeDocument/2006/math" xmlns:v="urn:schemas-microsoft-com:vml" xmlns:wp14="http://schemas.microsoft.com/office/word/2010/wordprocessingDrawing" xmlns:wp="http://schemas.openxmlformats.org/drawingml/2006/wordprocessingDrawing" xmlns:w10="urn:schemas-microsoft-com:office:word" xmlns:w="http://schemas.openxmlformats.org/wordprocessingml/2006/main" xmlns:w14="http://schemas.microsoft.com/office/word/2010/wordml" xmlns:w15="http://schemas.microsoft.com/office/word/2012/wordml" xmlns:w16cex="http://schemas.microsoft.com/office/word/2018/wordml/cex" xmlns:w16cid="http://schemas.microsoft.com/office/word/2016/wordml/cid" xmlns:w16="http://schemas.microsoft.com/office/word/2018/wordml" xmlns:w16du="http://schemas.microsoft.com/office/word/2023/wordml/word16du" xmlns:w16sdtdh="http://schemas.microsoft.com/office/word/2020/wordml/sdtdatahash" xmlns:w16sdtfl="http://schemas.microsoft.com/office/word/2024/wordml/sdtformatlock" xmlns:w16se="http://schemas.microsoft.com/office/word/2015/wordml/symex" xmlns:wpg="http://schemas.microsoft.com/office/word/2010/wordprocessingGroup" xmlns:wpi="http://schemas.microsoft.com/office/word/2010/wordprocessingInk" xmlns:wne="http://schemas.microsoft.com/office/word/2006/wordml" xmlns:wps="http://schemas.microsoft.com/office/word/2010/wordprocessingShape" mc:Ignorable="w14 w15 w16se w16cid w16 w16cex w16sdtdh w16sdtfl w16du wp14">
+  <w:sdt>
+    <w:sdtPr>
+      <w:id w:val="863551833"/>
+      <w:docPartObj>
+        <w:docPartGallery w:val="Page Numbers (Bottom of Page)"/>
+        <w:docPartUnique/>
+      </w:docPartObj>
+    </w:sdtPr>
+    <w:sdtEndPr>
+      <w:rPr>
+        <w:noProof/>
+      </w:rPr>
+    </w:sdtEndPr>
+    <w:sdtContent>
+      <w:p>
+        <w:pPr>
+          <w:pStyle w:val="Footer"/>
+          <w:jc w:val="right"/>
+        </w:pPr>
+        <w:r>
+          <w:fldChar w:fldCharType="begin"/>
+        </w:r>
+        <w:r>
+          <w:instrText xml:space="preserve"> PAGE   \* MERGEFORMAT </w:instrText>
+        </w:r>
+        <w:r>
+          <w:fldChar w:fldCharType="separate"/>
+        </w:r>
+        <w:r>
+          <w:rPr>
+            <w:noProof/>
+          </w:rPr>
+          <w:t>2</w:t>
+        </w:r>
+        <w:r>
+          <w:rPr>
+            <w:noProof/>
+          </w:rPr>
+          <w:fldChar w:fldCharType="end"/>
+        </w:r>
+      </w:p>
+    </w:sdtContent>
+  </w:sdt>
+  <w:p>
+    <w:pPr>
+      <w:pStyle w:val="Footer"/>
+    </w:pPr>
+  </w:p>
+</w:ftr>
+</file>
+
+<file path=word/footnotes.xml><?xml version="1.0" encoding="utf-8"?>
+<w:footnotes xmlns:wpc="http://schemas.microsoft.com/office/word/2010/wordprocessingCanvas" xmlns:cx="http://schemas.microsoft.com/office/drawing/2014/chartex" xmlns:cx1="http://schemas.microsoft.com/office/drawing/2015/9/8/chartex" xmlns:cx2="http://schemas.microsoft.com/office/drawing/2015/10/21/chartex" xmlns:cx3="http://schemas.microsoft.com/office/drawing/2016/5/9/chartex" xmlns:cx4="http://schemas.microsoft.com/office/drawing/2016/5/10/chartex" xmlns:cx5="http://schemas.microsoft.com/office/drawing/2016/5/11/chartex" xmlns:cx6="http://schemas.microsoft.com/office/drawing/2016/5/12/chartex" xmlns:cx7="http://schemas.microsoft.com/office/drawing/2016/5/13/chartex" xmlns:cx8="http://schemas.microsoft.com/office/drawing/2016/5/14/chartex" xmlns:mc="http://schemas.openxmlformats.org/markup-compatibility/2006" xmlns:aink="http://schemas.microsoft.com/office/drawing/2016/ink" xmlns:am3d="http://schemas.microsoft.com/office/drawing/2017/model3d" xmlns:o="urn:schemas-microsoft-com:office:office" xmlns:oel="http://schemas.microsoft.com/office/2019/extlst" xmlns:r="http://schemas.openxmlformats.org/officeDocument/2006/relationships" xmlns:m="http://schemas.openxmlformats.org/officeDocument/2006/math" xmlns:v="urn:schemas-microsoft-com:vml" xmlns:wp14="http://schemas.microsoft.com/office/word/2010/wordprocessingDrawing" xmlns:wp="http://schemas.openxmlformats.org/drawingml/2006/wordprocessingDrawing" xmlns:w10="urn:schemas-microsoft-com:office:word" xmlns:w="http://schemas.openxmlformats.org/wordprocessingml/2006/main" xmlns:w14="http://schemas.microsoft.com/office/word/2010/wordml" xmlns:w15="http://schemas.microsoft.com/office/word/2012/wordml" xmlns:w16cex="http://schemas.microsoft.com/office/word/2018/wordml/cex" xmlns:w16cid="http://schemas.microsoft.com/office/word/2016/wordml/cid" xmlns:w16="http://schemas.microsoft.com/office/word/2018/wordml" xmlns:w16du="http://schemas.microsoft.com/office/word/2023/wordml/word16du" xmlns:w16sdtdh="http://schemas.microsoft.com/office/word/2020/wordml/sdtdatahash" xmlns:w16sdtfl="http://schemas.microsoft.com/office/word/2024/wordml/sdtformatlock" xmlns:w16se="http://schemas.microsoft.com/office/word/2015/wordml/symex" xmlns:wpg="http://schemas.microsoft.com/office/word/2010/wordprocessingGroup" xmlns:wpi="http://schemas.microsoft.com/office/word/2010/wordprocessingInk" xmlns:wne="http://schemas.microsoft.com/office/word/2006/wordml" xmlns:wps="http://schemas.microsoft.com/office/word/2010/wordprocessingShape" mc:Ignorable="w14 w15 w16se w16cid w16 w16cex w16sdtdh w16sdtfl w16du wp14">
+  <w:footnote w:type="separator" w:id="-1">
+    <w:p>
+      <w:pPr>
+        <w:spacing w:after="0" w:line="240" w:lineRule="auto"/>
+      </w:pPr>
+      <w:r>
+        <w:separator/>
+      </w:r>
+    </w:p>
+  </w:footnote>
+  <w:footnote w:type="continuationSeparator" w:id="0">
+    <w:p>
+      <w:pPr>
+        <w:spacing w:after="0" w:line="240" w:lineRule="auto"/>
+      </w:pPr>
+      <w:r>
+        <w:continuationSeparator/>
+      </w:r>
+    </w:p>
+  </w:footnote>
+</w:footnotes>
 </file>
 
 <file path=word/styles.xml><?xml version="1.0" encoding="utf-8"?>
@@ -702,6 +1005,14 @@
   <w:style w:type="paragraph" w:default="1" w:styleId="Normal">
     <w:name w:val="Normal"/>
     <w:qFormat/>
+    <w:rsid w:val="00760D07"/>
+    <w:pPr>
+      <w:spacing w:line="360" w:lineRule="auto"/>
+      <w:jc w:val="both"/>
+    </w:pPr>
+    <w:rPr>
+      <w:b/>
+    </w:rPr>
   </w:style>
   <w:style w:type="paragraph" w:styleId="Heading1">
     <w:name w:val="heading 1"/>
@@ -714,13 +1025,13 @@
     <w:pPr>
       <w:keepNext/>
       <w:keepLines/>
-      <w:spacing w:after="0" w:line="360" w:lineRule="auto"/>
+      <w:spacing w:after="0"/>
       <w:jc w:val="center"/>
       <w:outlineLvl w:val="0"/>
     </w:pPr>
     <w:rPr>
       <w:rFonts w:eastAsiaTheme="majorEastAsia" w:cstheme="majorBidi"/>
-      <w:b/>
+      <w:b w:val="0"/>
       <w:szCs w:val="40"/>
     </w:rPr>
   </w:style>
@@ -733,7 +1044,7 @@
     <w:semiHidden/>
     <w:unhideWhenUsed/>
     <w:qFormat/>
-    <w:rsid w:val="002F2DF5"/>
+    <w:rsid w:val="00760D07"/>
     <w:pPr>
       <w:keepNext/>
       <w:keepLines/>
@@ -741,9 +1052,8 @@
       <w:outlineLvl w:val="1"/>
     </w:pPr>
     <w:rPr>
-      <w:rFonts w:asciiTheme="majorHAnsi" w:eastAsiaTheme="majorEastAsia" w:hAnsiTheme="majorHAnsi" w:cstheme="majorBidi"/>
-      <w:color w:val="0F4761" w:themeColor="accent1" w:themeShade="BF"/>
-      <w:sz w:val="32"/>
+      <w:rFonts w:eastAsiaTheme="majorEastAsia" w:cstheme="majorBidi"/>
+      <w:b w:val="0"/>
       <w:szCs w:val="32"/>
     </w:rPr>
   </w:style>
@@ -947,11 +1257,10 @@
     <w:link w:val="Heading2"/>
     <w:uiPriority w:val="9"/>
     <w:semiHidden/>
-    <w:rsid w:val="002F2DF5"/>
-    <w:rPr>
-      <w:rFonts w:asciiTheme="majorHAnsi" w:eastAsiaTheme="majorEastAsia" w:hAnsiTheme="majorHAnsi" w:cstheme="majorBidi"/>
-      <w:color w:val="0F4761" w:themeColor="accent1" w:themeShade="BF"/>
-      <w:sz w:val="32"/>
+    <w:rsid w:val="00760D07"/>
+    <w:rPr>
+      <w:rFonts w:eastAsiaTheme="majorEastAsia" w:cstheme="majorBidi"/>
+      <w:b/>
       <w:szCs w:val="32"/>
     </w:rPr>
   </w:style>
@@ -1217,6 +1526,50 @@
       <w:color w:val="0F4761" w:themeColor="accent1" w:themeShade="BF"/>
       <w:spacing w:val="5"/>
     </w:rPr>
+  </w:style>
+  <w:style w:type="paragraph" w:styleId="Header">
+    <w:name w:val="header"/>
+    <w:basedOn w:val="Normal"/>
+    <w:link w:val="HeaderChar"/>
+    <w:uiPriority w:val="99"/>
+    <w:unhideWhenUsed/>
+    <w:rsid w:val="00760D07"/>
+    <w:pPr>
+      <w:tabs>
+        <w:tab w:val="center" w:pos="4513"/>
+        <w:tab w:val="right" w:pos="9026"/>
+      </w:tabs>
+      <w:spacing w:after="0" w:line="240" w:lineRule="auto"/>
+    </w:pPr>
+  </w:style>
+  <w:style w:type="character" w:customStyle="1" w:styleId="HeaderChar">
+    <w:name w:val="Header Char"/>
+    <w:basedOn w:val="DefaultParagraphFont"/>
+    <w:link w:val="Header"/>
+    <w:uiPriority w:val="99"/>
+    <w:rsid w:val="00760D07"/>
+  </w:style>
+  <w:style w:type="paragraph" w:styleId="Footer">
+    <w:name w:val="footer"/>
+    <w:basedOn w:val="Normal"/>
+    <w:link w:val="FooterChar"/>
+    <w:uiPriority w:val="99"/>
+    <w:unhideWhenUsed/>
+    <w:rsid w:val="00760D07"/>
+    <w:pPr>
+      <w:tabs>
+        <w:tab w:val="center" w:pos="4513"/>
+        <w:tab w:val="right" w:pos="9026"/>
+      </w:tabs>
+      <w:spacing w:after="0" w:line="240" w:lineRule="auto"/>
+    </w:pPr>
+  </w:style>
+  <w:style w:type="character" w:customStyle="1" w:styleId="FooterChar">
+    <w:name w:val="Footer Char"/>
+    <w:basedOn w:val="DefaultParagraphFont"/>
+    <w:link w:val="Footer"/>
+    <w:uiPriority w:val="99"/>
+    <w:rsid w:val="00760D07"/>
   </w:style>
 </w:styles>
 </file>
